--- a/assignment/docs/Assignment_Brief_MLM_2026.docx
+++ b/assignment/docs/Assignment_Brief_MLM_2026.docx
@@ -7266,21 +7266,6 @@
 </file>
 
 <file path=customXml/item1.xml><?xml version="1.0" encoding="utf-8"?>
-<p:properties xmlns:p="http://schemas.microsoft.com/office/2006/metadata/properties" xmlns:xsi="http://www.w3.org/2001/XMLSchema-instance" xmlns:pc="http://schemas.microsoft.com/office/infopath/2007/PartnerControls">
-  <documentManagement/>
-</p:properties>
-</file>
-
-<file path=customXml/item2.xml><?xml version="1.0" encoding="utf-8"?>
-<?mso-contentType ?>
-<FormTemplates xmlns="http://schemas.microsoft.com/sharepoint/v3/contenttype/forms">
-  <Display>DocumentLibraryForm</Display>
-  <Edit>DocumentLibraryForm</Edit>
-  <New>DocumentLibraryForm</New>
-</FormTemplates>
-</file>
-
-<file path=customXml/item3.xml><?xml version="1.0" encoding="utf-8"?>
 <ct:contentTypeSchema xmlns:ct="http://schemas.microsoft.com/office/2006/metadata/contentType" xmlns:ma="http://schemas.microsoft.com/office/2006/metadata/properties/metaAttributes" ct:_="" ma:_="" ma:contentTypeName="Document" ma:contentTypeID="0x01010049F5DDB62B41D24CB974735F2B5F80B6" ma:contentTypeVersion="13" ma:contentTypeDescription="Create a new document." ma:contentTypeScope="" ma:versionID="36cb6a32d98417850f66978d88bc17e7">
   <xsd:schema xmlns:xsd="http://www.w3.org/2001/XMLSchema" xmlns:xs="http://www.w3.org/2001/XMLSchema" xmlns:p="http://schemas.microsoft.com/office/2006/metadata/properties" xmlns:ns3="62dac45c-a09b-4542-889f-7647871c89a7" xmlns:ns4="5b9dbb6f-f28e-4a32-a7d6-aa04ef18b565" targetNamespace="http://schemas.microsoft.com/office/2006/metadata/properties" ma:root="true" ma:fieldsID="5cf2a7d05231a261f95397b26affa4cc" ns3:_="" ns4:_="">
     <xsd:import namespace="62dac45c-a09b-4542-889f-7647871c89a7"/>
@@ -7503,24 +7488,22 @@
 </ct:contentTypeSchema>
 </file>
 
-<file path=customXml/itemProps1.xml><?xml version="1.0" encoding="utf-8"?>
-<ds:datastoreItem xmlns:ds="http://schemas.openxmlformats.org/officeDocument/2006/customXml" ds:itemID="{9C65DF08-A8DA-4C63-8D38-84DB95AFFB48}">
-  <ds:schemaRefs>
-    <ds:schemaRef ds:uri="http://schemas.microsoft.com/office/2006/metadata/properties"/>
-    <ds:schemaRef ds:uri="http://schemas.microsoft.com/office/infopath/2007/PartnerControls"/>
-  </ds:schemaRefs>
-</ds:datastoreItem>
+<file path=customXml/item2.xml><?xml version="1.0" encoding="utf-8"?>
+<?mso-contentType ?>
+<FormTemplates xmlns="http://schemas.microsoft.com/sharepoint/v3/contenttype/forms">
+  <Display>DocumentLibraryForm</Display>
+  <Edit>DocumentLibraryForm</Edit>
+  <New>DocumentLibraryForm</New>
+</FormTemplates>
 </file>
 
-<file path=customXml/itemProps2.xml><?xml version="1.0" encoding="utf-8"?>
-<ds:datastoreItem xmlns:ds="http://schemas.openxmlformats.org/officeDocument/2006/customXml" ds:itemID="{36E7856F-5629-4D3D-A173-6D1CD510DEC3}">
-  <ds:schemaRefs>
-    <ds:schemaRef ds:uri="http://schemas.microsoft.com/sharepoint/v3/contenttype/forms"/>
-  </ds:schemaRefs>
-</ds:datastoreItem>
+<file path=customXml/item3.xml><?xml version="1.0" encoding="utf-8"?>
+<p:properties xmlns:p="http://schemas.microsoft.com/office/2006/metadata/properties" xmlns:xsi="http://www.w3.org/2001/XMLSchema-instance" xmlns:pc="http://schemas.microsoft.com/office/infopath/2007/PartnerControls">
+  <documentManagement/>
+</p:properties>
 </file>
 
-<file path=customXml/itemProps3.xml><?xml version="1.0" encoding="utf-8"?>
+<file path=customXml/itemProps1.xml><?xml version="1.0" encoding="utf-8"?>
 <ds:datastoreItem xmlns:ds="http://schemas.openxmlformats.org/officeDocument/2006/customXml" ds:itemID="{B5FFE567-5894-4993-878E-57A6DEB5CC75}">
   <ds:schemaRefs>
     <ds:schemaRef ds:uri="http://schemas.microsoft.com/office/2006/metadata/contentType"/>
@@ -7537,4 +7520,21 @@
     <ds:schemaRef ds:uri="http://schemas.microsoft.com/internal/obd"/>
   </ds:schemaRefs>
 </ds:datastoreItem>
+</file>
+
+<file path=customXml/itemProps2.xml><?xml version="1.0" encoding="utf-8"?>
+<ds:datastoreItem xmlns:ds="http://schemas.openxmlformats.org/officeDocument/2006/customXml" ds:itemID="{36E7856F-5629-4D3D-A173-6D1CD510DEC3}">
+  <ds:schemaRefs>
+    <ds:schemaRef ds:uri="http://schemas.microsoft.com/sharepoint/v3/contenttype/forms"/>
+  </ds:schemaRefs>
+</ds:datastoreItem>
+</file>
+
+<file path=customXml/itemProps3.xml><?xml version="1.0" encoding="utf-8"?>
+<ds:datastoreItem xmlns:ds="http://schemas.openxmlformats.org/officeDocument/2006/customXml" ds:itemID="{9C65DF08-A8DA-4C63-8D38-84DB95AFFB48}">
+  <ds:schemaRefs>
+    <ds:schemaRef ds:uri="http://schemas.microsoft.com/office/2006/metadata/properties"/>
+    <ds:schemaRef ds:uri="http://schemas.microsoft.com/office/infopath/2007/PartnerControls"/>
+  </ds:schemaRefs>
+</ds:datastoreItem>
 </file>
--- a/assignment/docs/Assignment_Brief_MLM_2026.docx
+++ b/assignment/docs/Assignment_Brief_MLM_2026.docx
@@ -2902,6 +2902,7 @@
           <w:rFonts w:ascii="Times New Roman" w:hAnsi="Times New Roman" w:cs="Times New Roman"/>
         </w:rPr>
       </w:pPr>
+      <w:bookmarkStart w:id="0" w:name="OLE_LINK1"/>
       <w:r>
         <w:rPr>
           <w:rFonts w:ascii="Times New Roman" w:hAnsi="Times New Roman" w:cs="Times New Roman"/>
@@ -3256,7 +3257,21 @@
         <w:rPr>
           <w:rFonts w:ascii="Times New Roman" w:hAnsi="Times New Roman" w:cs="Times New Roman"/>
         </w:rPr>
-        <w:t xml:space="preserve">, and grid search for model tuning. Clearly describe the steps you follow for each process. </w:t>
+        <w:t xml:space="preserve">, and grid search for model tuning. </w:t>
+      </w:r>
+      <w:r>
+        <w:rPr>
+          <w:rFonts w:ascii="Times New Roman" w:hAnsi="Times New Roman" w:cs="Times New Roman"/>
+          <w:b/>
+          <w:bCs/>
+        </w:rPr>
+        <w:t>Clearly describe the steps you follow for each process</w:t>
+      </w:r>
+      <w:r>
+        <w:rPr>
+          <w:rFonts w:ascii="Times New Roman" w:hAnsi="Times New Roman" w:cs="Times New Roman"/>
+        </w:rPr>
+        <w:t xml:space="preserve">. </w:t>
       </w:r>
       <w:r>
         <w:rPr>
@@ -3373,6 +3388,7 @@
         </w:rPr>
         <w:t xml:space="preserve">. </w:t>
       </w:r>
+      <w:bookmarkEnd w:id="0"/>
     </w:p>
     <w:p>
       <w:pPr>
@@ -6977,6 +6993,18 @@
       <w:shd w:val="clear" w:color="auto" w:fill="E1DFDD"/>
     </w:rPr>
   </w:style>
+  <w:style w:type="character" w:styleId="FollowedHyperlink">
+    <w:name w:val="FollowedHyperlink"/>
+    <w:basedOn w:val="DefaultParagraphFont"/>
+    <w:uiPriority w:val="99"/>
+    <w:semiHidden/>
+    <w:unhideWhenUsed/>
+    <w:rsid w:val="006203F3"/>
+    <w:rPr>
+      <w:color w:val="800080" w:themeColor="followedHyperlink"/>
+      <w:u w:val="single"/>
+    </w:rPr>
+  </w:style>
 </w:styles>
 </file>
 

--- a/assignment/docs/Assignment_Brief_MLM_2026.docx
+++ b/assignment/docs/Assignment_Brief_MLM_2026.docx
@@ -3375,6 +3375,7 @@
         </w:rPr>
         <w:t xml:space="preserve">. </w:t>
       </w:r>
+      <w:bookmarkStart w:id="1" w:name="OLE_LINK2"/>
       <w:r>
         <w:rPr>
           <w:rFonts w:ascii="Times New Roman" w:hAnsi="Times New Roman" w:cs="Times New Roman"/>
@@ -3389,6 +3390,7 @@
         <w:t xml:space="preserve">. </w:t>
       </w:r>
       <w:bookmarkEnd w:id="0"/>
+      <w:bookmarkEnd w:id="1"/>
     </w:p>
     <w:p>
       <w:pPr>
@@ -3403,6 +3405,7 @@
           <w:rFonts w:ascii="Times New Roman" w:hAnsi="Times New Roman" w:cs="Times New Roman"/>
         </w:rPr>
       </w:pPr>
+      <w:bookmarkStart w:id="2" w:name="OLE_LINK3"/>
       <w:r>
         <w:rPr>
           <w:rFonts w:ascii="Times New Roman" w:hAnsi="Times New Roman" w:cs="Times New Roman"/>
@@ -3411,6 +3414,7 @@
         </w:rPr>
         <w:t>Random Forest with Multivariate Longitudinal Predictors</w:t>
       </w:r>
+      <w:bookmarkEnd w:id="2"/>
       <w:r>
         <w:rPr>
           <w:rFonts w:ascii="Times New Roman" w:hAnsi="Times New Roman" w:cs="Times New Roman"/>
@@ -3497,6 +3501,7 @@
         </w:rPr>
         <w:t xml:space="preserve">R package </w:t>
       </w:r>
+      <w:bookmarkStart w:id="3" w:name="OLE_LINK4"/>
       <w:proofErr w:type="spellStart"/>
       <w:r>
         <w:rPr>
@@ -3513,6 +3518,7 @@
         </w:rPr>
         <w:t xml:space="preserve"> </w:t>
       </w:r>
+      <w:bookmarkEnd w:id="3"/>
       <w:r>
         <w:rPr>
           <w:rFonts w:ascii="Times New Roman" w:hAnsi="Times New Roman" w:cs="Times New Roman"/>
@@ -7294,6 +7300,21 @@
 </file>
 
 <file path=customXml/item1.xml><?xml version="1.0" encoding="utf-8"?>
+<p:properties xmlns:p="http://schemas.microsoft.com/office/2006/metadata/properties" xmlns:xsi="http://www.w3.org/2001/XMLSchema-instance" xmlns:pc="http://schemas.microsoft.com/office/infopath/2007/PartnerControls">
+  <documentManagement/>
+</p:properties>
+</file>
+
+<file path=customXml/item2.xml><?xml version="1.0" encoding="utf-8"?>
+<?mso-contentType ?>
+<FormTemplates xmlns="http://schemas.microsoft.com/sharepoint/v3/contenttype/forms">
+  <Display>DocumentLibraryForm</Display>
+  <Edit>DocumentLibraryForm</Edit>
+  <New>DocumentLibraryForm</New>
+</FormTemplates>
+</file>
+
+<file path=customXml/item3.xml><?xml version="1.0" encoding="utf-8"?>
 <ct:contentTypeSchema xmlns:ct="http://schemas.microsoft.com/office/2006/metadata/contentType" xmlns:ma="http://schemas.microsoft.com/office/2006/metadata/properties/metaAttributes" ct:_="" ma:_="" ma:contentTypeName="Document" ma:contentTypeID="0x01010049F5DDB62B41D24CB974735F2B5F80B6" ma:contentTypeVersion="13" ma:contentTypeDescription="Create a new document." ma:contentTypeScope="" ma:versionID="36cb6a32d98417850f66978d88bc17e7">
   <xsd:schema xmlns:xsd="http://www.w3.org/2001/XMLSchema" xmlns:xs="http://www.w3.org/2001/XMLSchema" xmlns:p="http://schemas.microsoft.com/office/2006/metadata/properties" xmlns:ns3="62dac45c-a09b-4542-889f-7647871c89a7" xmlns:ns4="5b9dbb6f-f28e-4a32-a7d6-aa04ef18b565" targetNamespace="http://schemas.microsoft.com/office/2006/metadata/properties" ma:root="true" ma:fieldsID="5cf2a7d05231a261f95397b26affa4cc" ns3:_="" ns4:_="">
     <xsd:import namespace="62dac45c-a09b-4542-889f-7647871c89a7"/>
@@ -7516,22 +7537,24 @@
 </ct:contentTypeSchema>
 </file>
 
-<file path=customXml/item2.xml><?xml version="1.0" encoding="utf-8"?>
-<?mso-contentType ?>
-<FormTemplates xmlns="http://schemas.microsoft.com/sharepoint/v3/contenttype/forms">
-  <Display>DocumentLibraryForm</Display>
-  <Edit>DocumentLibraryForm</Edit>
-  <New>DocumentLibraryForm</New>
-</FormTemplates>
+<file path=customXml/itemProps1.xml><?xml version="1.0" encoding="utf-8"?>
+<ds:datastoreItem xmlns:ds="http://schemas.openxmlformats.org/officeDocument/2006/customXml" ds:itemID="{9C65DF08-A8DA-4C63-8D38-84DB95AFFB48}">
+  <ds:schemaRefs>
+    <ds:schemaRef ds:uri="http://schemas.microsoft.com/office/2006/metadata/properties"/>
+    <ds:schemaRef ds:uri="http://schemas.microsoft.com/office/infopath/2007/PartnerControls"/>
+  </ds:schemaRefs>
+</ds:datastoreItem>
 </file>
 
-<file path=customXml/item3.xml><?xml version="1.0" encoding="utf-8"?>
-<p:properties xmlns:p="http://schemas.microsoft.com/office/2006/metadata/properties" xmlns:xsi="http://www.w3.org/2001/XMLSchema-instance" xmlns:pc="http://schemas.microsoft.com/office/infopath/2007/PartnerControls">
-  <documentManagement/>
-</p:properties>
+<file path=customXml/itemProps2.xml><?xml version="1.0" encoding="utf-8"?>
+<ds:datastoreItem xmlns:ds="http://schemas.openxmlformats.org/officeDocument/2006/customXml" ds:itemID="{36E7856F-5629-4D3D-A173-6D1CD510DEC3}">
+  <ds:schemaRefs>
+    <ds:schemaRef ds:uri="http://schemas.microsoft.com/sharepoint/v3/contenttype/forms"/>
+  </ds:schemaRefs>
+</ds:datastoreItem>
 </file>
 
-<file path=customXml/itemProps1.xml><?xml version="1.0" encoding="utf-8"?>
+<file path=customXml/itemProps3.xml><?xml version="1.0" encoding="utf-8"?>
 <ds:datastoreItem xmlns:ds="http://schemas.openxmlformats.org/officeDocument/2006/customXml" ds:itemID="{B5FFE567-5894-4993-878E-57A6DEB5CC75}">
   <ds:schemaRefs>
     <ds:schemaRef ds:uri="http://schemas.microsoft.com/office/2006/metadata/contentType"/>
@@ -7548,21 +7571,4 @@
     <ds:schemaRef ds:uri="http://schemas.microsoft.com/internal/obd"/>
   </ds:schemaRefs>
 </ds:datastoreItem>
-</file>
-
-<file path=customXml/itemProps2.xml><?xml version="1.0" encoding="utf-8"?>
-<ds:datastoreItem xmlns:ds="http://schemas.openxmlformats.org/officeDocument/2006/customXml" ds:itemID="{36E7856F-5629-4D3D-A173-6D1CD510DEC3}">
-  <ds:schemaRefs>
-    <ds:schemaRef ds:uri="http://schemas.microsoft.com/sharepoint/v3/contenttype/forms"/>
-  </ds:schemaRefs>
-</ds:datastoreItem>
-</file>
-
-<file path=customXml/itemProps3.xml><?xml version="1.0" encoding="utf-8"?>
-<ds:datastoreItem xmlns:ds="http://schemas.openxmlformats.org/officeDocument/2006/customXml" ds:itemID="{9C65DF08-A8DA-4C63-8D38-84DB95AFFB48}">
-  <ds:schemaRefs>
-    <ds:schemaRef ds:uri="http://schemas.microsoft.com/office/2006/metadata/properties"/>
-    <ds:schemaRef ds:uri="http://schemas.microsoft.com/office/infopath/2007/PartnerControls"/>
-  </ds:schemaRefs>
-</ds:datastoreItem>
 </file>
--- a/assignment/docs/Assignment_Brief_MLM_2026.docx
+++ b/assignment/docs/Assignment_Brief_MLM_2026.docx
@@ -7300,21 +7300,6 @@
 </file>
 
 <file path=customXml/item1.xml><?xml version="1.0" encoding="utf-8"?>
-<p:properties xmlns:p="http://schemas.microsoft.com/office/2006/metadata/properties" xmlns:xsi="http://www.w3.org/2001/XMLSchema-instance" xmlns:pc="http://schemas.microsoft.com/office/infopath/2007/PartnerControls">
-  <documentManagement/>
-</p:properties>
-</file>
-
-<file path=customXml/item2.xml><?xml version="1.0" encoding="utf-8"?>
-<?mso-contentType ?>
-<FormTemplates xmlns="http://schemas.microsoft.com/sharepoint/v3/contenttype/forms">
-  <Display>DocumentLibraryForm</Display>
-  <Edit>DocumentLibraryForm</Edit>
-  <New>DocumentLibraryForm</New>
-</FormTemplates>
-</file>
-
-<file path=customXml/item3.xml><?xml version="1.0" encoding="utf-8"?>
 <ct:contentTypeSchema xmlns:ct="http://schemas.microsoft.com/office/2006/metadata/contentType" xmlns:ma="http://schemas.microsoft.com/office/2006/metadata/properties/metaAttributes" ct:_="" ma:_="" ma:contentTypeName="Document" ma:contentTypeID="0x01010049F5DDB62B41D24CB974735F2B5F80B6" ma:contentTypeVersion="13" ma:contentTypeDescription="Create a new document." ma:contentTypeScope="" ma:versionID="36cb6a32d98417850f66978d88bc17e7">
   <xsd:schema xmlns:xsd="http://www.w3.org/2001/XMLSchema" xmlns:xs="http://www.w3.org/2001/XMLSchema" xmlns:p="http://schemas.microsoft.com/office/2006/metadata/properties" xmlns:ns3="62dac45c-a09b-4542-889f-7647871c89a7" xmlns:ns4="5b9dbb6f-f28e-4a32-a7d6-aa04ef18b565" targetNamespace="http://schemas.microsoft.com/office/2006/metadata/properties" ma:root="true" ma:fieldsID="5cf2a7d05231a261f95397b26affa4cc" ns3:_="" ns4:_="">
     <xsd:import namespace="62dac45c-a09b-4542-889f-7647871c89a7"/>
@@ -7537,24 +7522,22 @@
 </ct:contentTypeSchema>
 </file>
 
-<file path=customXml/itemProps1.xml><?xml version="1.0" encoding="utf-8"?>
-<ds:datastoreItem xmlns:ds="http://schemas.openxmlformats.org/officeDocument/2006/customXml" ds:itemID="{9C65DF08-A8DA-4C63-8D38-84DB95AFFB48}">
-  <ds:schemaRefs>
-    <ds:schemaRef ds:uri="http://schemas.microsoft.com/office/2006/metadata/properties"/>
-    <ds:schemaRef ds:uri="http://schemas.microsoft.com/office/infopath/2007/PartnerControls"/>
-  </ds:schemaRefs>
-</ds:datastoreItem>
+<file path=customXml/item2.xml><?xml version="1.0" encoding="utf-8"?>
+<?mso-contentType ?>
+<FormTemplates xmlns="http://schemas.microsoft.com/sharepoint/v3/contenttype/forms">
+  <Display>DocumentLibraryForm</Display>
+  <Edit>DocumentLibraryForm</Edit>
+  <New>DocumentLibraryForm</New>
+</FormTemplates>
 </file>
 
-<file path=customXml/itemProps2.xml><?xml version="1.0" encoding="utf-8"?>
-<ds:datastoreItem xmlns:ds="http://schemas.openxmlformats.org/officeDocument/2006/customXml" ds:itemID="{36E7856F-5629-4D3D-A173-6D1CD510DEC3}">
-  <ds:schemaRefs>
-    <ds:schemaRef ds:uri="http://schemas.microsoft.com/sharepoint/v3/contenttype/forms"/>
-  </ds:schemaRefs>
-</ds:datastoreItem>
+<file path=customXml/item3.xml><?xml version="1.0" encoding="utf-8"?>
+<p:properties xmlns:p="http://schemas.microsoft.com/office/2006/metadata/properties" xmlns:xsi="http://www.w3.org/2001/XMLSchema-instance" xmlns:pc="http://schemas.microsoft.com/office/infopath/2007/PartnerControls">
+  <documentManagement/>
+</p:properties>
 </file>
 
-<file path=customXml/itemProps3.xml><?xml version="1.0" encoding="utf-8"?>
+<file path=customXml/itemProps1.xml><?xml version="1.0" encoding="utf-8"?>
 <ds:datastoreItem xmlns:ds="http://schemas.openxmlformats.org/officeDocument/2006/customXml" ds:itemID="{B5FFE567-5894-4993-878E-57A6DEB5CC75}">
   <ds:schemaRefs>
     <ds:schemaRef ds:uri="http://schemas.microsoft.com/office/2006/metadata/contentType"/>
@@ -7571,4 +7554,21 @@
     <ds:schemaRef ds:uri="http://schemas.microsoft.com/internal/obd"/>
   </ds:schemaRefs>
 </ds:datastoreItem>
+</file>
+
+<file path=customXml/itemProps2.xml><?xml version="1.0" encoding="utf-8"?>
+<ds:datastoreItem xmlns:ds="http://schemas.openxmlformats.org/officeDocument/2006/customXml" ds:itemID="{36E7856F-5629-4D3D-A173-6D1CD510DEC3}">
+  <ds:schemaRefs>
+    <ds:schemaRef ds:uri="http://schemas.microsoft.com/sharepoint/v3/contenttype/forms"/>
+  </ds:schemaRefs>
+</ds:datastoreItem>
+</file>
+
+<file path=customXml/itemProps3.xml><?xml version="1.0" encoding="utf-8"?>
+<ds:datastoreItem xmlns:ds="http://schemas.openxmlformats.org/officeDocument/2006/customXml" ds:itemID="{9C65DF08-A8DA-4C63-8D38-84DB95AFFB48}">
+  <ds:schemaRefs>
+    <ds:schemaRef ds:uri="http://schemas.microsoft.com/office/2006/metadata/properties"/>
+    <ds:schemaRef ds:uri="http://schemas.microsoft.com/office/infopath/2007/PartnerControls"/>
+  </ds:schemaRefs>
+</ds:datastoreItem>
 </file>
--- a/assignment/docs/Assignment_Brief_MLM_2026.docx
+++ b/assignment/docs/Assignment_Brief_MLM_2026.docx
@@ -7523,18 +7523,18 @@
 </file>
 
 <file path=customXml/item2.xml><?xml version="1.0" encoding="utf-8"?>
+<p:properties xmlns:p="http://schemas.microsoft.com/office/2006/metadata/properties" xmlns:xsi="http://www.w3.org/2001/XMLSchema-instance" xmlns:pc="http://schemas.microsoft.com/office/infopath/2007/PartnerControls">
+  <documentManagement/>
+</p:properties>
+</file>
+
+<file path=customXml/item3.xml><?xml version="1.0" encoding="utf-8"?>
 <?mso-contentType ?>
 <FormTemplates xmlns="http://schemas.microsoft.com/sharepoint/v3/contenttype/forms">
   <Display>DocumentLibraryForm</Display>
   <Edit>DocumentLibraryForm</Edit>
   <New>DocumentLibraryForm</New>
 </FormTemplates>
-</file>
-
-<file path=customXml/item3.xml><?xml version="1.0" encoding="utf-8"?>
-<p:properties xmlns:p="http://schemas.microsoft.com/office/2006/metadata/properties" xmlns:xsi="http://www.w3.org/2001/XMLSchema-instance" xmlns:pc="http://schemas.microsoft.com/office/infopath/2007/PartnerControls">
-  <documentManagement/>
-</p:properties>
 </file>
 
 <file path=customXml/itemProps1.xml><?xml version="1.0" encoding="utf-8"?>
@@ -7557,18 +7557,18 @@
 </file>
 
 <file path=customXml/itemProps2.xml><?xml version="1.0" encoding="utf-8"?>
-<ds:datastoreItem xmlns:ds="http://schemas.openxmlformats.org/officeDocument/2006/customXml" ds:itemID="{36E7856F-5629-4D3D-A173-6D1CD510DEC3}">
-  <ds:schemaRefs>
-    <ds:schemaRef ds:uri="http://schemas.microsoft.com/sharepoint/v3/contenttype/forms"/>
-  </ds:schemaRefs>
-</ds:datastoreItem>
-</file>
-
-<file path=customXml/itemProps3.xml><?xml version="1.0" encoding="utf-8"?>
 <ds:datastoreItem xmlns:ds="http://schemas.openxmlformats.org/officeDocument/2006/customXml" ds:itemID="{9C65DF08-A8DA-4C63-8D38-84DB95AFFB48}">
   <ds:schemaRefs>
     <ds:schemaRef ds:uri="http://schemas.microsoft.com/office/2006/metadata/properties"/>
     <ds:schemaRef ds:uri="http://schemas.microsoft.com/office/infopath/2007/PartnerControls"/>
   </ds:schemaRefs>
 </ds:datastoreItem>
+</file>
+
+<file path=customXml/itemProps3.xml><?xml version="1.0" encoding="utf-8"?>
+<ds:datastoreItem xmlns:ds="http://schemas.openxmlformats.org/officeDocument/2006/customXml" ds:itemID="{36E7856F-5629-4D3D-A173-6D1CD510DEC3}">
+  <ds:schemaRefs>
+    <ds:schemaRef ds:uri="http://schemas.microsoft.com/sharepoint/v3/contenttype/forms"/>
+  </ds:schemaRefs>
+</ds:datastoreItem>
 </file>
--- a/assignment/docs/Assignment_Brief_MLM_2026.docx
+++ b/assignment/docs/Assignment_Brief_MLM_2026.docx
@@ -250,13 +250,27 @@
         <w:rPr>
           <w:rFonts w:ascii="Times New Roman" w:hAnsi="Times New Roman" w:cs="Times New Roman"/>
         </w:rPr>
-        <w:t xml:space="preserve">.) hold a prominent position as the most widely produced and consumed fruit worldwide with the United Kingdom's (UK) apple industry alone valued at approximately </w:t>
-      </w:r>
-      <w:r>
-        <w:rPr>
-          <w:rFonts w:ascii="Times New Roman" w:hAnsi="Times New Roman" w:cs="Times New Roman"/>
-        </w:rPr>
-        <w:t xml:space="preserve">£977 million, with a 6.6% growth rate as of 2024. </w:t>
+        <w:t xml:space="preserve">.) hold a prominent position as the most widely produced and consumed fruit worldwide with the </w:t>
+      </w:r>
+      <w:bookmarkStart w:id="0" w:name="OLE_LINK5"/>
+      <w:r>
+        <w:rPr>
+          <w:rFonts w:ascii="Times New Roman" w:hAnsi="Times New Roman" w:cs="Times New Roman"/>
+        </w:rPr>
+        <w:t xml:space="preserve">United Kingdom's (UK) apple industry alone valued at approximately </w:t>
+      </w:r>
+      <w:r>
+        <w:rPr>
+          <w:rFonts w:ascii="Times New Roman" w:hAnsi="Times New Roman" w:cs="Times New Roman"/>
+        </w:rPr>
+        <w:t>£977 million</w:t>
+      </w:r>
+      <w:bookmarkEnd w:id="0"/>
+      <w:r>
+        <w:rPr>
+          <w:rFonts w:ascii="Times New Roman" w:hAnsi="Times New Roman" w:cs="Times New Roman"/>
+        </w:rPr>
+        <w:t xml:space="preserve">, with a 6.6% growth rate as of 2024. </w:t>
       </w:r>
       <w:r>
         <w:rPr>
@@ -2902,7 +2916,7 @@
           <w:rFonts w:ascii="Times New Roman" w:hAnsi="Times New Roman" w:cs="Times New Roman"/>
         </w:rPr>
       </w:pPr>
-      <w:bookmarkStart w:id="0" w:name="OLE_LINK1"/>
+      <w:bookmarkStart w:id="1" w:name="OLE_LINK1"/>
       <w:r>
         <w:rPr>
           <w:rFonts w:ascii="Times New Roman" w:hAnsi="Times New Roman" w:cs="Times New Roman"/>
@@ -3375,7 +3389,7 @@
         </w:rPr>
         <w:t xml:space="preserve">. </w:t>
       </w:r>
-      <w:bookmarkStart w:id="1" w:name="OLE_LINK2"/>
+      <w:bookmarkStart w:id="2" w:name="OLE_LINK2"/>
       <w:r>
         <w:rPr>
           <w:rFonts w:ascii="Times New Roman" w:hAnsi="Times New Roman" w:cs="Times New Roman"/>
@@ -3389,8 +3403,8 @@
         </w:rPr>
         <w:t xml:space="preserve">. </w:t>
       </w:r>
-      <w:bookmarkEnd w:id="0"/>
       <w:bookmarkEnd w:id="1"/>
+      <w:bookmarkEnd w:id="2"/>
     </w:p>
     <w:p>
       <w:pPr>
@@ -3405,7 +3419,7 @@
           <w:rFonts w:ascii="Times New Roman" w:hAnsi="Times New Roman" w:cs="Times New Roman"/>
         </w:rPr>
       </w:pPr>
-      <w:bookmarkStart w:id="2" w:name="OLE_LINK3"/>
+      <w:bookmarkStart w:id="3" w:name="OLE_LINK3"/>
       <w:r>
         <w:rPr>
           <w:rFonts w:ascii="Times New Roman" w:hAnsi="Times New Roman" w:cs="Times New Roman"/>
@@ -3414,7 +3428,7 @@
         </w:rPr>
         <w:t>Random Forest with Multivariate Longitudinal Predictors</w:t>
       </w:r>
-      <w:bookmarkEnd w:id="2"/>
+      <w:bookmarkEnd w:id="3"/>
       <w:r>
         <w:rPr>
           <w:rFonts w:ascii="Times New Roman" w:hAnsi="Times New Roman" w:cs="Times New Roman"/>
@@ -3501,7 +3515,7 @@
         </w:rPr>
         <w:t xml:space="preserve">R package </w:t>
       </w:r>
-      <w:bookmarkStart w:id="3" w:name="OLE_LINK4"/>
+      <w:bookmarkStart w:id="4" w:name="OLE_LINK4"/>
       <w:proofErr w:type="spellStart"/>
       <w:r>
         <w:rPr>
@@ -3518,7 +3532,7 @@
         </w:rPr>
         <w:t xml:space="preserve"> </w:t>
       </w:r>
-      <w:bookmarkEnd w:id="3"/>
+      <w:bookmarkEnd w:id="4"/>
       <w:r>
         <w:rPr>
           <w:rFonts w:ascii="Times New Roman" w:hAnsi="Times New Roman" w:cs="Times New Roman"/>
